--- a/chapters/classification-handout.docx
+++ b/chapters/classification-handout.docx
@@ -1539,7 +1539,7 @@
         <w:pStyle w:val="BodyText"/>
       </w:pPr>
       <w:r>
-        <w:t xml:space="preserve">In the sections below, we define the key performance measures of a diagnostic test</w:t>
+        <w:t xml:space="preserve">In the following sections, we define the key performance measures of a diagnostic test</w:t>
       </w:r>
       <w:r>
         <w:t xml:space="preserve"> </w:t>
@@ -2572,7 +2572,7 @@
         <w:pStyle w:val="BodyText"/>
       </w:pPr>
       <w:r>
-        <w:t xml:space="preserve">This is the positive predictive value:</w:t>
+        <w:t xml:space="preserve">This probability is the positive predictive value:</w:t>
       </w:r>
     </w:p>
     <w:p>
@@ -3547,7 +3547,7 @@
         <w:t xml:space="preserve"> </w:t>
       </w:r>
       <w:r>
-        <w:t xml:space="preserve">This is because the disease prevalence is relatively low (7%), so false positives make up a meaningful fraction of all positive tests.</w:t>
+        <w:t xml:space="preserve">This outcome occurs because the disease prevalence is relatively low (7%), so false positives make up a meaningful fraction of all positive tests.</w:t>
       </w:r>
     </w:p>
     <w:p>

--- a/chapters/classification-handout.docx
+++ b/chapters/classification-handout.docx
@@ -3751,6 +3751,19 @@
                   </m:r>
                 </m:den>
               </m:f>
+              <m:r>
+                <m:t>&amp;</m:t>
+              </m:r>
+              <m:r>
+                <m:t>&amp;</m:t>
+              </m:r>
+              <m:r>
+                <m:rPr>
+                  <m:nor/>
+                  <m:sty m:val="p"/>
+                </m:rPr>
+                <m:t>(Bayes’ theorem)</m:t>
+              </m:r>
             </m:e>
             <m:e>
               <m:r>
@@ -3993,6 +4006,54 @@
                   </m:r>
                 </m:den>
               </m:f>
+              <m:r>
+                <m:t>&amp;</m:t>
+              </m:r>
+              <m:r>
+                <m:t>&amp;</m:t>
+              </m:r>
+              <m:r>
+                <m:rPr>
+                  <m:nor/>
+                  <m:sty m:val="p"/>
+                </m:rPr>
+                <m:t>(law of total probability for </m:t>
+              </m:r>
+              <m:r>
+                <m:rPr>
+                  <m:sty m:val="p"/>
+                </m:rPr>
+                <m:t>P</m:t>
+              </m:r>
+              <m:r>
+                <m:t>​</m:t>
+              </m:r>
+              <m:d>
+                <m:dPr>
+                  <m:begChr m:val="("/>
+                  <m:sepChr m:val=""/>
+                  <m:endChr m:val=")"/>
+                  <m:grow/>
+                </m:dPr>
+                <m:e>
+                  <m:r>
+                    <m:rPr>
+                      <m:sty m:val="p"/>
+                    </m:rPr>
+                    <m:t>+</m:t>
+                  </m:r>
+                </m:e>
+              </m:d>
+              <m:r>
+                <m:t>​</m:t>
+              </m:r>
+              <m:r>
+                <m:rPr>
+                  <m:nor/>
+                  <m:sty m:val="p"/>
+                </m:rPr>
+                <m:t>)</m:t>
+              </m:r>
             </m:e>
             <m:e>
               <m:r>
@@ -4195,6 +4256,63 @@
                   </m:r>
                 </m:den>
               </m:f>
+              <m:r>
+                <m:t>&amp;</m:t>
+              </m:r>
+              <m:r>
+                <m:t>&amp;</m:t>
+              </m:r>
+              <m:r>
+                <m:rPr>
+                  <m:nor/>
+                  <m:sty m:val="p"/>
+                </m:rPr>
+                <m:t>(divide numerator and denominator by </m:t>
+              </m:r>
+              <m:r>
+                <m:rPr>
+                  <m:sty m:val="p"/>
+                </m:rPr>
+                <m:t>P</m:t>
+              </m:r>
+              <m:r>
+                <m:t>​</m:t>
+              </m:r>
+              <m:d>
+                <m:dPr>
+                  <m:begChr m:val="("/>
+                  <m:sepChr m:val=""/>
+                  <m:endChr m:val=")"/>
+                  <m:grow/>
+                </m:dPr>
+                <m:e>
+                  <m:r>
+                    <m:rPr>
+                      <m:sty m:val="p"/>
+                    </m:rPr>
+                    <m:t>+</m:t>
+                  </m:r>
+                  <m:r>
+                    <m:rPr>
+                      <m:sty m:val="p"/>
+                    </m:rPr>
+                    <m:t>∣</m:t>
+                  </m:r>
+                  <m:r>
+                    <m:t>D</m:t>
+                  </m:r>
+                </m:e>
+              </m:d>
+              <m:r>
+                <m:t>​</m:t>
+              </m:r>
+              <m:r>
+                <m:rPr>
+                  <m:nor/>
+                  <m:sty m:val="p"/>
+                </m:rPr>
+                <m:t>)</m:t>
+              </m:r>
             </m:e>
             <m:e>
               <m:r>
@@ -4387,6 +4505,51 @@
                   </m:f>
                 </m:den>
               </m:f>
+              <m:r>
+                <m:t>&amp;</m:t>
+              </m:r>
+              <m:r>
+                <m:t>&amp;</m:t>
+              </m:r>
+              <m:r>
+                <m:rPr>
+                  <m:nor/>
+                  <m:sty m:val="p"/>
+                </m:rPr>
+                <m:t>(divide numerator and denominator by </m:t>
+              </m:r>
+              <m:r>
+                <m:rPr>
+                  <m:sty m:val="p"/>
+                </m:rPr>
+                <m:t>P</m:t>
+              </m:r>
+              <m:r>
+                <m:t>​</m:t>
+              </m:r>
+              <m:d>
+                <m:dPr>
+                  <m:begChr m:val="("/>
+                  <m:sepChr m:val=""/>
+                  <m:endChr m:val=")"/>
+                  <m:grow/>
+                </m:dPr>
+                <m:e>
+                  <m:r>
+                    <m:t>D</m:t>
+                  </m:r>
+                </m:e>
+              </m:d>
+              <m:r>
+                <m:t>​</m:t>
+              </m:r>
+              <m:r>
+                <m:rPr>
+                  <m:nor/>
+                  <m:sty m:val="p"/>
+                </m:rPr>
+                <m:t>)</m:t>
+              </m:r>
             </m:e>
             <m:e>
               <m:r>
@@ -4489,6 +4652,19 @@
                   </m:f>
                 </m:den>
               </m:f>
+              <m:r>
+                <m:t>&amp;</m:t>
+              </m:r>
+              <m:r>
+                <m:t>&amp;</m:t>
+              </m:r>
+              <m:r>
+                <m:rPr>
+                  <m:nor/>
+                  <m:sty m:val="p"/>
+                </m:rPr>
+                <m:t>(substitute definitions of sensitivity, specificity, and prevalence)</m:t>
+              </m:r>
             </m:e>
           </m:eqArr>
         </m:oMath>
